--- a/Xác định tác nhân và use case.docx
+++ b/Xác định tác nhân và use case.docx
@@ -1266,12 +1266,6 @@
         <w:t>Bảng kiểm tra chất lượng Use Case (Tránh lỗi sơ đồ quá "mịn")</w:t>
       </w:r>
     </w:p>
-    <w:p>
-      <w:r>
-        <w:t xml:space="preserve">Khi bảo vệ bài tập lớn trước giảng viên, nhóm có thể dùng bảng đối chiếu này để giải thích lý do gộp các thao tác nhỏ: </w:t>
-      </w:r>
-    </w:p>
-    <w:p/>
     <w:tbl>
       <w:tblPr>
         <w:tblW w:w="0" w:type="auto"/>
@@ -1495,7 +1489,6 @@
                 <w:i/>
                 <w:iCs/>
               </w:rPr>
-              <w:lastRenderedPageBreak/>
               <w:t>Tìm kiếm bệnh nhân theo SĐT, Tạo mới thông tin bệnh nhân, Cấp số thứ tự</w:t>
             </w:r>
           </w:p>
@@ -1582,6 +1575,7 @@
                 <w:i/>
                 <w:iCs/>
               </w:rPr>
+              <w:lastRenderedPageBreak/>
               <w:t>Nhập triệu chứng, Nhập chẩn đoán, Kê đơn thuốc</w:t>
             </w:r>
           </w:p>
